--- a/guess-what/tests/quarter-3-test.docx
+++ b/guess-what/tests/quarter-3-test.docx
@@ -788,7 +788,7 @@
                 <w:i w:val="0"/>
                 <w:sz w:val="21"/>
               </w:rPr>
-              <w:t xml:space="preserve">  She plays table tennis.</w:t>
+              <w:t xml:space="preserve">  She plays ping-pong.</w:t>
             </w:r>
           </w:p>
         </w:tc>
@@ -852,7 +852,7 @@
                 <w:i w:val="0"/>
                 <w:sz w:val="21"/>
               </w:rPr>
-              <w:t xml:space="preserve">  She makes films on Sundays.</w:t>
+              <w:t xml:space="preserve">  She makes movies on Sundays.</w:t>
             </w:r>
           </w:p>
         </w:tc>
@@ -2310,7 +2310,7 @@
                 <w:i w:val="0"/>
                 <w:sz w:val="22"/>
               </w:rPr>
-              <w:t>Dilya likes Saturdays. In the morning she does gymnastics. In the afternoon she makes a cake with her mum.</w:t>
+              <w:t>Dilya likes Saturdays. In the morning she does gymnastics. In the afternoon she makes a cake with her mom.</w:t>
             </w:r>
           </w:p>
           <w:p>
